--- a/elec-system/projects/DEMO-2025-001_Офисный_центр/docs/DEMO-2025-001_work_list.docx
+++ b/elec-system/projects/DEMO-2025-001_Офисный_центр/docs/DEMO-2025-001_work_list.docx
@@ -12,7 +12,7 @@
           <w:b/>
           <w:sz w:val="26"/>
         </w:rPr>
-        <w:t>Ведомость объёмов работ</w:t>
+        <w:t>ВЕДОМОСТЬ ОБЪЁМОВ РАБОТ</w:t>
       </w:r>
     </w:p>
     <w:p>
@@ -22,9 +22,23 @@
       <w:r>
         <w:rPr>
           <w:rFonts w:ascii="Times New Roman" w:hAnsi="Times New Roman"/>
+          <w:b w:val="0"/>
+          <w:sz w:val="22"/>
+        </w:rPr>
+        <w:t>Офисный центр</w:t>
+      </w:r>
+    </w:p>
+    <w:p>
+      <w:pPr>
+        <w:jc w:val="center"/>
+      </w:pPr>
+      <w:r>
+        <w:rPr>
+          <w:rFonts w:ascii="Times New Roman" w:hAnsi="Times New Roman"/>
+          <w:b w:val="0"/>
           <w:sz w:val="20"/>
         </w:rPr>
-        <w:t>Электроснабжение офисный центр | Код: DEMO-2025-001 | Стадия: Р | Ред.: 0 | Дата: 2025-04-18</w:t>
+        <w:t>Код: DEMO-2025-001  |  Стадия: Р  |  Ред.: 0  |  Дата: 2025-04-18</w:t>
       </w:r>
     </w:p>
     <w:p/>
@@ -32,14 +46,15 @@
       <w:tblPr>
         <w:tblStyle w:val="TableGrid"/>
         <w:tblW w:type="auto" w:w="0"/>
+        <w:jc w:val="center"/>
         <w:tblLook w:firstColumn="1" w:firstRow="1" w:lastColumn="0" w:lastRow="0" w:noHBand="0" w:noVBand="1" w:val="04A0"/>
       </w:tblPr>
       <w:tblGrid>
-        <w:gridCol w:w="3027"/>
-        <w:gridCol w:w="3027"/>
-        <w:gridCol w:w="3027"/>
-        <w:gridCol w:w="3027"/>
-        <w:gridCol w:w="3027"/>
+        <w:gridCol w:w="2041"/>
+        <w:gridCol w:w="2041"/>
+        <w:gridCol w:w="2041"/>
+        <w:gridCol w:w="2041"/>
+        <w:gridCol w:w="2041"/>
       </w:tblGrid>
       <w:tr>
         <w:tc>
@@ -63,7 +78,7 @@
         </w:tc>
         <w:tc>
           <w:tcPr>
-            <w:tcW w:type="dxa" w:w="5669"/>
+            <w:tcW w:type="dxa" w:w="4819"/>
             <w:vAlign w:val="center"/>
           </w:tcPr>
           <w:p>
@@ -82,7 +97,7 @@
         </w:tc>
         <w:tc>
           <w:tcPr>
-            <w:tcW w:type="dxa" w:w="1417"/>
+            <w:tcW w:type="dxa" w:w="1134"/>
             <w:vAlign w:val="center"/>
           </w:tcPr>
           <w:p>
@@ -101,7 +116,7 @@
         </w:tc>
         <w:tc>
           <w:tcPr>
-            <w:tcW w:type="dxa" w:w="1417"/>
+            <w:tcW w:type="dxa" w:w="1134"/>
             <w:vAlign w:val="center"/>
           </w:tcPr>
           <w:p>
@@ -120,7 +135,7 @@
         </w:tc>
         <w:tc>
           <w:tcPr>
-            <w:tcW w:type="dxa" w:w="3402"/>
+            <w:tcW w:type="dxa" w:w="1984"/>
             <w:vAlign w:val="center"/>
           </w:tcPr>
           <w:p>
@@ -141,24 +156,8 @@
       <w:tr>
         <w:tc>
           <w:tcPr>
-            <w:tcW w:type="dxa" w:w="567"/>
-          </w:tcPr>
-          <w:p>
-            <w:pPr>
-              <w:jc w:val="center"/>
-            </w:pPr>
-            <w:r>
-              <w:rPr>
-                <w:rFonts w:ascii="Times New Roman" w:hAnsi="Times New Roman"/>
-                <w:sz w:val="20"/>
-              </w:rPr>
-              <w:t>1</w:t>
-            </w:r>
-          </w:p>
-        </w:tc>
-        <w:tc>
-          <w:tcPr>
-            <w:tcW w:type="dxa" w:w="5669"/>
+            <w:tcW w:type="dxa" w:w="10205"/>
+            <w:gridSpan w:val="5"/>
           </w:tcPr>
           <w:p>
             <w:pPr>
@@ -167,60 +166,10 @@
             <w:r>
               <w:rPr>
                 <w:rFonts w:ascii="Times New Roman" w:hAnsi="Times New Roman"/>
+                <w:b/>
                 <w:sz w:val="20"/>
               </w:rPr>
-              <w:t>Монтаж ВРУ (ВРУ-1-22-УХЛ4)</w:t>
-            </w:r>
-          </w:p>
-        </w:tc>
-        <w:tc>
-          <w:tcPr>
-            <w:tcW w:type="dxa" w:w="1417"/>
-          </w:tcPr>
-          <w:p>
-            <w:pPr>
-              <w:jc w:val="center"/>
-            </w:pPr>
-            <w:r>
-              <w:rPr>
-                <w:rFonts w:ascii="Times New Roman" w:hAnsi="Times New Roman"/>
-                <w:sz w:val="20"/>
-              </w:rPr>
-              <w:t>шт.</w:t>
-            </w:r>
-          </w:p>
-        </w:tc>
-        <w:tc>
-          <w:tcPr>
-            <w:tcW w:type="dxa" w:w="1417"/>
-          </w:tcPr>
-          <w:p>
-            <w:pPr>
-              <w:jc w:val="center"/>
-            </w:pPr>
-            <w:r>
-              <w:rPr>
-                <w:rFonts w:ascii="Times New Roman" w:hAnsi="Times New Roman"/>
-                <w:sz w:val="20"/>
-              </w:rPr>
-              <w:t>1</w:t>
-            </w:r>
-          </w:p>
-        </w:tc>
-        <w:tc>
-          <w:tcPr>
-            <w:tcW w:type="dxa" w:w="3402"/>
-          </w:tcPr>
-          <w:p>
-            <w:pPr>
-              <w:jc w:val="left"/>
-            </w:pPr>
-            <w:r>
-              <w:rPr>
-                <w:rFonts w:ascii="Times New Roman" w:hAnsi="Times New Roman"/>
-                <w:sz w:val="20"/>
-              </w:rPr>
-              <w:t>Установка, подключение</w:t>
+              <w:t xml:space="preserve">  1. Монтаж щитов и шкафов управления</w:t>
             </w:r>
           </w:p>
         </w:tc>
@@ -237,15 +186,16 @@
             <w:r>
               <w:rPr>
                 <w:rFonts w:ascii="Times New Roman" w:hAnsi="Times New Roman"/>
+                <w:b w:val="0"/>
                 <w:sz w:val="20"/>
               </w:rPr>
-              <w:t>2</w:t>
+              <w:t>1</w:t>
             </w:r>
           </w:p>
         </w:tc>
         <w:tc>
           <w:tcPr>
-            <w:tcW w:type="dxa" w:w="5669"/>
+            <w:tcW w:type="dxa" w:w="4819"/>
           </w:tcPr>
           <w:p>
             <w:pPr>
@@ -254,15 +204,16 @@
             <w:r>
               <w:rPr>
                 <w:rFonts w:ascii="Times New Roman" w:hAnsi="Times New Roman"/>
+                <w:b w:val="0"/>
                 <w:sz w:val="20"/>
               </w:rPr>
-              <w:t>Монтаж щитов распределительных</w:t>
+              <w:t>Монтаж ВРУ</w:t>
             </w:r>
           </w:p>
         </w:tc>
         <w:tc>
           <w:tcPr>
-            <w:tcW w:type="dxa" w:w="1417"/>
+            <w:tcW w:type="dxa" w:w="1134"/>
           </w:tcPr>
           <w:p>
             <w:pPr>
@@ -271,6 +222,7 @@
             <w:r>
               <w:rPr>
                 <w:rFonts w:ascii="Times New Roman" w:hAnsi="Times New Roman"/>
+                <w:b w:val="0"/>
                 <w:sz w:val="20"/>
               </w:rPr>
               <w:t>шт.</w:t>
@@ -279,7 +231,7 @@
         </w:tc>
         <w:tc>
           <w:tcPr>
-            <w:tcW w:type="dxa" w:w="1417"/>
+            <w:tcW w:type="dxa" w:w="1134"/>
           </w:tcPr>
           <w:p>
             <w:pPr>
@@ -288,15 +240,16 @@
             <w:r>
               <w:rPr>
                 <w:rFonts w:ascii="Times New Roman" w:hAnsi="Times New Roman"/>
+                <w:b w:val="0"/>
                 <w:sz w:val="20"/>
               </w:rPr>
-              <w:t>3</w:t>
+              <w:t>1</w:t>
             </w:r>
           </w:p>
         </w:tc>
         <w:tc>
           <w:tcPr>
-            <w:tcW w:type="dxa" w:w="3402"/>
+            <w:tcW w:type="dxa" w:w="1984"/>
           </w:tcPr>
           <w:p>
             <w:pPr>
@@ -305,9 +258,10 @@
             <w:r>
               <w:rPr>
                 <w:rFonts w:ascii="Times New Roman" w:hAnsi="Times New Roman"/>
+                <w:b w:val="0"/>
                 <w:sz w:val="20"/>
               </w:rPr>
-              <w:t>Установка на стену/рейку</w:t>
+              <w:t>АВ ввода 80А</w:t>
             </w:r>
           </w:p>
         </w:tc>
@@ -324,15 +278,16 @@
             <w:r>
               <w:rPr>
                 <w:rFonts w:ascii="Times New Roman" w:hAnsi="Times New Roman"/>
+                <w:b w:val="0"/>
                 <w:sz w:val="20"/>
               </w:rPr>
-              <w:t>3</w:t>
+              <w:t>2</w:t>
             </w:r>
           </w:p>
         </w:tc>
         <w:tc>
           <w:tcPr>
-            <w:tcW w:type="dxa" w:w="5669"/>
+            <w:tcW w:type="dxa" w:w="4819"/>
           </w:tcPr>
           <w:p>
             <w:pPr>
@@ -341,15 +296,16 @@
             <w:r>
               <w:rPr>
                 <w:rFonts w:ascii="Times New Roman" w:hAnsi="Times New Roman"/>
+                <w:b w:val="0"/>
                 <w:sz w:val="20"/>
               </w:rPr>
-              <w:t>Прокладка кабельного лотка</w:t>
+              <w:t>Монтаж распределительных щитов</w:t>
             </w:r>
           </w:p>
         </w:tc>
         <w:tc>
           <w:tcPr>
-            <w:tcW w:type="dxa" w:w="1417"/>
+            <w:tcW w:type="dxa" w:w="1134"/>
           </w:tcPr>
           <w:p>
             <w:pPr>
@@ -358,15 +314,16 @@
             <w:r>
               <w:rPr>
                 <w:rFonts w:ascii="Times New Roman" w:hAnsi="Times New Roman"/>
+                <w:b w:val="0"/>
                 <w:sz w:val="20"/>
               </w:rPr>
-              <w:t>м</w:t>
+              <w:t>шт.</w:t>
             </w:r>
           </w:p>
         </w:tc>
         <w:tc>
           <w:tcPr>
-            <w:tcW w:type="dxa" w:w="1417"/>
+            <w:tcW w:type="dxa" w:w="1134"/>
           </w:tcPr>
           <w:p>
             <w:pPr>
@@ -375,15 +332,16 @@
             <w:r>
               <w:rPr>
                 <w:rFonts w:ascii="Times New Roman" w:hAnsi="Times New Roman"/>
+                <w:b w:val="0"/>
                 <w:sz w:val="20"/>
               </w:rPr>
-              <w:t>174</w:t>
+              <w:t>6</w:t>
             </w:r>
           </w:p>
         </w:tc>
         <w:tc>
           <w:tcPr>
-            <w:tcW w:type="dxa" w:w="3402"/>
+            <w:tcW w:type="dxa" w:w="1984"/>
           </w:tcPr>
           <w:p>
             <w:pPr>
@@ -392,9 +350,10 @@
             <w:r>
               <w:rPr>
                 <w:rFonts w:ascii="Times New Roman" w:hAnsi="Times New Roman"/>
+                <w:b w:val="0"/>
                 <w:sz w:val="20"/>
               </w:rPr>
-              <w:t>Перфолоток 200×60</w:t>
+              <w:t>Крепление к стене / на раму</w:t>
             </w:r>
           </w:p>
         </w:tc>
@@ -411,15 +370,16 @@
             <w:r>
               <w:rPr>
                 <w:rFonts w:ascii="Times New Roman" w:hAnsi="Times New Roman"/>
+                <w:b w:val="0"/>
                 <w:sz w:val="20"/>
               </w:rPr>
-              <w:t>4</w:t>
+              <w:t>3</w:t>
             </w:r>
           </w:p>
         </w:tc>
         <w:tc>
           <w:tcPr>
-            <w:tcW w:type="dxa" w:w="5669"/>
+            <w:tcW w:type="dxa" w:w="4819"/>
           </w:tcPr>
           <w:p>
             <w:pPr>
@@ -428,15 +388,16 @@
             <w:r>
               <w:rPr>
                 <w:rFonts w:ascii="Times New Roman" w:hAnsi="Times New Roman"/>
+                <w:b w:val="0"/>
                 <w:sz w:val="20"/>
               </w:rPr>
-              <w:t>Прокладка кабелей ВВГнг-LS в лотке</w:t>
+              <w:t>Монтаж блока АВР (ATS)</w:t>
             </w:r>
           </w:p>
         </w:tc>
         <w:tc>
           <w:tcPr>
-            <w:tcW w:type="dxa" w:w="1417"/>
+            <w:tcW w:type="dxa" w:w="1134"/>
           </w:tcPr>
           <w:p>
             <w:pPr>
@@ -445,15 +406,16 @@
             <w:r>
               <w:rPr>
                 <w:rFonts w:ascii="Times New Roman" w:hAnsi="Times New Roman"/>
+                <w:b w:val="0"/>
                 <w:sz w:val="20"/>
               </w:rPr>
-              <w:t>м</w:t>
+              <w:t>шт.</w:t>
             </w:r>
           </w:p>
         </w:tc>
         <w:tc>
           <w:tcPr>
-            <w:tcW w:type="dxa" w:w="1417"/>
+            <w:tcW w:type="dxa" w:w="1134"/>
           </w:tcPr>
           <w:p>
             <w:pPr>
@@ -462,15 +424,16 @@
             <w:r>
               <w:rPr>
                 <w:rFonts w:ascii="Times New Roman" w:hAnsi="Times New Roman"/>
+                <w:b w:val="0"/>
                 <w:sz w:val="20"/>
               </w:rPr>
-              <w:t>304</w:t>
+              <w:t>1</w:t>
             </w:r>
           </w:p>
         </w:tc>
         <w:tc>
           <w:tcPr>
-            <w:tcW w:type="dxa" w:w="3402"/>
+            <w:tcW w:type="dxa" w:w="1984"/>
           </w:tcPr>
           <w:p>
             <w:pPr>
@@ -479,9 +442,31 @@
             <w:r>
               <w:rPr>
                 <w:rFonts w:ascii="Times New Roman" w:hAnsi="Times New Roman"/>
+                <w:b w:val="0"/>
                 <w:sz w:val="20"/>
               </w:rPr>
-              <w:t>С укладкой и закреплением</w:t>
+              <w:t>Для щитов кат.1</w:t>
+            </w:r>
+          </w:p>
+        </w:tc>
+      </w:tr>
+      <w:tr>
+        <w:tc>
+          <w:tcPr>
+            <w:tcW w:type="dxa" w:w="10205"/>
+            <w:gridSpan w:val="5"/>
+          </w:tcPr>
+          <w:p>
+            <w:pPr>
+              <w:jc w:val="left"/>
+            </w:pPr>
+            <w:r>
+              <w:rPr>
+                <w:rFonts w:ascii="Times New Roman" w:hAnsi="Times New Roman"/>
+                <w:b/>
+                <w:sz w:val="20"/>
+              </w:rPr>
+              <w:t xml:space="preserve">  2. Прокладка кабелей и проводов</w:t>
             </w:r>
           </w:p>
         </w:tc>
@@ -498,15 +483,16 @@
             <w:r>
               <w:rPr>
                 <w:rFonts w:ascii="Times New Roman" w:hAnsi="Times New Roman"/>
+                <w:b w:val="0"/>
                 <w:sz w:val="20"/>
               </w:rPr>
-              <w:t>5</w:t>
+              <w:t>4</w:t>
             </w:r>
           </w:p>
         </w:tc>
         <w:tc>
           <w:tcPr>
-            <w:tcW w:type="dxa" w:w="5669"/>
+            <w:tcW w:type="dxa" w:w="4819"/>
           </w:tcPr>
           <w:p>
             <w:pPr>
@@ -515,15 +501,16 @@
             <w:r>
               <w:rPr>
                 <w:rFonts w:ascii="Times New Roman" w:hAnsi="Times New Roman"/>
+                <w:b w:val="0"/>
                 <w:sz w:val="20"/>
               </w:rPr>
-              <w:t>Разделка и подключение кабелей</w:t>
+              <w:t>Монтаж кабельного лотка перфорированного</w:t>
             </w:r>
           </w:p>
         </w:tc>
         <w:tc>
           <w:tcPr>
-            <w:tcW w:type="dxa" w:w="1417"/>
+            <w:tcW w:type="dxa" w:w="1134"/>
           </w:tcPr>
           <w:p>
             <w:pPr>
@@ -532,15 +519,16 @@
             <w:r>
               <w:rPr>
                 <w:rFonts w:ascii="Times New Roman" w:hAnsi="Times New Roman"/>
+                <w:b w:val="0"/>
                 <w:sz w:val="20"/>
               </w:rPr>
-              <w:t>конц.</w:t>
+              <w:t>м</w:t>
             </w:r>
           </w:p>
         </w:tc>
         <w:tc>
           <w:tcPr>
-            <w:tcW w:type="dxa" w:w="1417"/>
+            <w:tcW w:type="dxa" w:w="1134"/>
           </w:tcPr>
           <w:p>
             <w:pPr>
@@ -549,15 +537,16 @@
             <w:r>
               <w:rPr>
                 <w:rFonts w:ascii="Times New Roman" w:hAnsi="Times New Roman"/>
+                <w:b w:val="0"/>
                 <w:sz w:val="20"/>
               </w:rPr>
-              <w:t>10</w:t>
+              <w:t>407</w:t>
             </w:r>
           </w:p>
         </w:tc>
         <w:tc>
           <w:tcPr>
-            <w:tcW w:type="dxa" w:w="3402"/>
+            <w:tcW w:type="dxa" w:w="1984"/>
           </w:tcPr>
           <w:p>
             <w:pPr>
@@ -566,9 +555,10 @@
             <w:r>
               <w:rPr>
                 <w:rFonts w:ascii="Times New Roman" w:hAnsi="Times New Roman"/>
+                <w:b w:val="0"/>
                 <w:sz w:val="20"/>
               </w:rPr>
-              <w:t>С двух сторон</w:t>
+              <w:t>Перфолоток 200×60 мм, с крышкой</w:t>
             </w:r>
           </w:p>
         </w:tc>
@@ -585,15 +575,16 @@
             <w:r>
               <w:rPr>
                 <w:rFonts w:ascii="Times New Roman" w:hAnsi="Times New Roman"/>
+                <w:b w:val="0"/>
                 <w:sz w:val="20"/>
               </w:rPr>
-              <w:t>6</w:t>
+              <w:t>5</w:t>
             </w:r>
           </w:p>
         </w:tc>
         <w:tc>
           <w:tcPr>
-            <w:tcW w:type="dxa" w:w="5669"/>
+            <w:tcW w:type="dxa" w:w="4819"/>
           </w:tcPr>
           <w:p>
             <w:pPr>
@@ -602,15 +593,16 @@
             <w:r>
               <w:rPr>
                 <w:rFonts w:ascii="Times New Roman" w:hAnsi="Times New Roman"/>
+                <w:b w:val="0"/>
                 <w:sz w:val="20"/>
               </w:rPr>
-              <w:t>Монтаж автоматических выключателей</w:t>
+              <w:t>Прокладка ВВГнг-FRLS</w:t>
             </w:r>
           </w:p>
         </w:tc>
         <w:tc>
           <w:tcPr>
-            <w:tcW w:type="dxa" w:w="1417"/>
+            <w:tcW w:type="dxa" w:w="1134"/>
           </w:tcPr>
           <w:p>
             <w:pPr>
@@ -619,15 +611,16 @@
             <w:r>
               <w:rPr>
                 <w:rFonts w:ascii="Times New Roman" w:hAnsi="Times New Roman"/>
+                <w:b w:val="0"/>
                 <w:sz w:val="20"/>
               </w:rPr>
-              <w:t>шт.</w:t>
+              <w:t>м</w:t>
             </w:r>
           </w:p>
         </w:tc>
         <w:tc>
           <w:tcPr>
-            <w:tcW w:type="dxa" w:w="1417"/>
+            <w:tcW w:type="dxa" w:w="1134"/>
           </w:tcPr>
           <w:p>
             <w:pPr>
@@ -636,15 +629,16 @@
             <w:r>
               <w:rPr>
                 <w:rFonts w:ascii="Times New Roman" w:hAnsi="Times New Roman"/>
+                <w:b w:val="0"/>
                 <w:sz w:val="20"/>
               </w:rPr>
-              <w:t>10</w:t>
+              <w:t>124</w:t>
             </w:r>
           </w:p>
         </w:tc>
         <w:tc>
           <w:tcPr>
-            <w:tcW w:type="dxa" w:w="3402"/>
+            <w:tcW w:type="dxa" w:w="1984"/>
           </w:tcPr>
           <w:p>
             <w:pPr>
@@ -653,9 +647,10 @@
             <w:r>
               <w:rPr>
                 <w:rFonts w:ascii="Times New Roman" w:hAnsi="Times New Roman"/>
+                <w:b w:val="0"/>
                 <w:sz w:val="20"/>
               </w:rPr>
-              <w:t>На DIN-рейку</w:t>
+              <w:t>лоток</w:t>
             </w:r>
           </w:p>
         </w:tc>
@@ -672,15 +667,16 @@
             <w:r>
               <w:rPr>
                 <w:rFonts w:ascii="Times New Roman" w:hAnsi="Times New Roman"/>
+                <w:b w:val="0"/>
                 <w:sz w:val="20"/>
               </w:rPr>
-              <w:t>7</w:t>
+              <w:t>6</w:t>
             </w:r>
           </w:p>
         </w:tc>
         <w:tc>
           <w:tcPr>
-            <w:tcW w:type="dxa" w:w="5669"/>
+            <w:tcW w:type="dxa" w:w="4819"/>
           </w:tcPr>
           <w:p>
             <w:pPr>
@@ -689,15 +685,16 @@
             <w:r>
               <w:rPr>
                 <w:rFonts w:ascii="Times New Roman" w:hAnsi="Times New Roman"/>
+                <w:b w:val="0"/>
                 <w:sz w:val="20"/>
               </w:rPr>
-              <w:t>Маркировка кабелей и шин</w:t>
+              <w:t>Прокладка ВВГнг-LS</w:t>
             </w:r>
           </w:p>
         </w:tc>
         <w:tc>
           <w:tcPr>
-            <w:tcW w:type="dxa" w:w="1417"/>
+            <w:tcW w:type="dxa" w:w="1134"/>
           </w:tcPr>
           <w:p>
             <w:pPr>
@@ -706,15 +703,16 @@
             <w:r>
               <w:rPr>
                 <w:rFonts w:ascii="Times New Roman" w:hAnsi="Times New Roman"/>
+                <w:b w:val="0"/>
                 <w:sz w:val="20"/>
               </w:rPr>
-              <w:t>компл.</w:t>
+              <w:t>м</w:t>
             </w:r>
           </w:p>
         </w:tc>
         <w:tc>
           <w:tcPr>
-            <w:tcW w:type="dxa" w:w="1417"/>
+            <w:tcW w:type="dxa" w:w="1134"/>
           </w:tcPr>
           <w:p>
             <w:pPr>
@@ -723,15 +721,16 @@
             <w:r>
               <w:rPr>
                 <w:rFonts w:ascii="Times New Roman" w:hAnsi="Times New Roman"/>
+                <w:b w:val="0"/>
                 <w:sz w:val="20"/>
               </w:rPr>
-              <w:t>1</w:t>
+              <w:t>502</w:t>
             </w:r>
           </w:p>
         </w:tc>
         <w:tc>
           <w:tcPr>
-            <w:tcW w:type="dxa" w:w="3402"/>
+            <w:tcW w:type="dxa" w:w="1984"/>
           </w:tcPr>
           <w:p>
             <w:pPr>
@@ -740,9 +739,31 @@
             <w:r>
               <w:rPr>
                 <w:rFonts w:ascii="Times New Roman" w:hAnsi="Times New Roman"/>
+                <w:b w:val="0"/>
                 <w:sz w:val="20"/>
               </w:rPr>
-              <w:t>Бирки, маркеры</w:t>
+              <w:t>лоток</w:t>
+            </w:r>
+          </w:p>
+        </w:tc>
+      </w:tr>
+      <w:tr>
+        <w:tc>
+          <w:tcPr>
+            <w:tcW w:type="dxa" w:w="10205"/>
+            <w:gridSpan w:val="5"/>
+          </w:tcPr>
+          <w:p>
+            <w:pPr>
+              <w:jc w:val="left"/>
+            </w:pPr>
+            <w:r>
+              <w:rPr>
+                <w:rFonts w:ascii="Times New Roman" w:hAnsi="Times New Roman"/>
+                <w:b/>
+                <w:sz w:val="20"/>
+              </w:rPr>
+              <w:t xml:space="preserve">  3. Разделка и подключение кабелей</w:t>
             </w:r>
           </w:p>
         </w:tc>
@@ -759,6 +780,99 @@
             <w:r>
               <w:rPr>
                 <w:rFonts w:ascii="Times New Roman" w:hAnsi="Times New Roman"/>
+                <w:b w:val="0"/>
+                <w:sz w:val="20"/>
+              </w:rPr>
+              <w:t>7</w:t>
+            </w:r>
+          </w:p>
+        </w:tc>
+        <w:tc>
+          <w:tcPr>
+            <w:tcW w:type="dxa" w:w="4819"/>
+          </w:tcPr>
+          <w:p>
+            <w:pPr>
+              <w:jc w:val="left"/>
+            </w:pPr>
+            <w:r>
+              <w:rPr>
+                <w:rFonts w:ascii="Times New Roman" w:hAnsi="Times New Roman"/>
+                <w:b w:val="0"/>
+                <w:sz w:val="20"/>
+              </w:rPr>
+              <w:t>Разделка кабелей (оконцевание жил)</w:t>
+            </w:r>
+          </w:p>
+        </w:tc>
+        <w:tc>
+          <w:tcPr>
+            <w:tcW w:type="dxa" w:w="1134"/>
+          </w:tcPr>
+          <w:p>
+            <w:pPr>
+              <w:jc w:val="center"/>
+            </w:pPr>
+            <w:r>
+              <w:rPr>
+                <w:rFonts w:ascii="Times New Roman" w:hAnsi="Times New Roman"/>
+                <w:b w:val="0"/>
+                <w:sz w:val="20"/>
+              </w:rPr>
+              <w:t>конц.</w:t>
+            </w:r>
+          </w:p>
+        </w:tc>
+        <w:tc>
+          <w:tcPr>
+            <w:tcW w:type="dxa" w:w="1134"/>
+          </w:tcPr>
+          <w:p>
+            <w:pPr>
+              <w:jc w:val="center"/>
+            </w:pPr>
+            <w:r>
+              <w:rPr>
+                <w:rFonts w:ascii="Times New Roman" w:hAnsi="Times New Roman"/>
+                <w:b w:val="0"/>
+                <w:sz w:val="20"/>
+              </w:rPr>
+              <w:t>38</w:t>
+            </w:r>
+          </w:p>
+        </w:tc>
+        <w:tc>
+          <w:tcPr>
+            <w:tcW w:type="dxa" w:w="1984"/>
+          </w:tcPr>
+          <w:p>
+            <w:pPr>
+              <w:jc w:val="left"/>
+            </w:pPr>
+            <w:r>
+              <w:rPr>
+                <w:rFonts w:ascii="Times New Roman" w:hAnsi="Times New Roman"/>
+                <w:b w:val="0"/>
+                <w:sz w:val="20"/>
+              </w:rPr>
+              <w:t>Гильзы ГМЛ, наконечники НШВ</w:t>
+            </w:r>
+          </w:p>
+        </w:tc>
+      </w:tr>
+      <w:tr>
+        <w:tc>
+          <w:tcPr>
+            <w:tcW w:type="dxa" w:w="567"/>
+          </w:tcPr>
+          <w:p>
+            <w:pPr>
+              <w:jc w:val="center"/>
+            </w:pPr>
+            <w:r>
+              <w:rPr>
+                <w:rFonts w:ascii="Times New Roman" w:hAnsi="Times New Roman"/>
+                <w:b w:val="0"/>
                 <w:sz w:val="20"/>
               </w:rPr>
               <w:t>8</w:t>
@@ -767,7 +881,7 @@
         </w:tc>
         <w:tc>
           <w:tcPr>
-            <w:tcW w:type="dxa" w:w="5669"/>
+            <w:tcW w:type="dxa" w:w="4819"/>
           </w:tcPr>
           <w:p>
             <w:pPr>
@@ -776,15 +890,16 @@
             <w:r>
               <w:rPr>
                 <w:rFonts w:ascii="Times New Roman" w:hAnsi="Times New Roman"/>
+                <w:b w:val="0"/>
                 <w:sz w:val="20"/>
               </w:rPr>
-              <w:t>Заземление оборудования (PE-шина)</w:t>
+              <w:t>Подключение кабелей к аппаратам и шинам</w:t>
             </w:r>
           </w:p>
         </w:tc>
         <w:tc>
           <w:tcPr>
-            <w:tcW w:type="dxa" w:w="1417"/>
+            <w:tcW w:type="dxa" w:w="1134"/>
           </w:tcPr>
           <w:p>
             <w:pPr>
@@ -793,15 +908,16 @@
             <w:r>
               <w:rPr>
                 <w:rFonts w:ascii="Times New Roman" w:hAnsi="Times New Roman"/>
+                <w:b w:val="0"/>
                 <w:sz w:val="20"/>
               </w:rPr>
-              <w:t>точка</w:t>
+              <w:t>конц.</w:t>
             </w:r>
           </w:p>
         </w:tc>
         <w:tc>
           <w:tcPr>
-            <w:tcW w:type="dxa" w:w="1417"/>
+            <w:tcW w:type="dxa" w:w="1134"/>
           </w:tcPr>
           <w:p>
             <w:pPr>
@@ -810,15 +926,16 @@
             <w:r>
               <w:rPr>
                 <w:rFonts w:ascii="Times New Roman" w:hAnsi="Times New Roman"/>
+                <w:b w:val="0"/>
                 <w:sz w:val="20"/>
               </w:rPr>
-              <w:t>4</w:t>
+              <w:t>38</w:t>
             </w:r>
           </w:p>
         </w:tc>
         <w:tc>
           <w:tcPr>
-            <w:tcW w:type="dxa" w:w="3402"/>
+            <w:tcW w:type="dxa" w:w="1984"/>
           </w:tcPr>
           <w:p>
             <w:pPr>
@@ -827,6 +944,7 @@
             <w:r>
               <w:rPr>
                 <w:rFonts w:ascii="Times New Roman" w:hAnsi="Times New Roman"/>
+                <w:b w:val="0"/>
                 <w:sz w:val="20"/>
               </w:rPr>
             </w:r>
@@ -845,6 +963,7 @@
             <w:r>
               <w:rPr>
                 <w:rFonts w:ascii="Times New Roman" w:hAnsi="Times New Roman"/>
+                <w:b w:val="0"/>
                 <w:sz w:val="20"/>
               </w:rPr>
               <w:t>9</w:t>
@@ -853,7 +972,7 @@
         </w:tc>
         <w:tc>
           <w:tcPr>
-            <w:tcW w:type="dxa" w:w="5669"/>
+            <w:tcW w:type="dxa" w:w="4819"/>
           </w:tcPr>
           <w:p>
             <w:pPr>
@@ -862,15 +981,16 @@
             <w:r>
               <w:rPr>
                 <w:rFonts w:ascii="Times New Roman" w:hAnsi="Times New Roman"/>
+                <w:b w:val="0"/>
                 <w:sz w:val="20"/>
               </w:rPr>
-              <w:t>Испытания и измерения изоляции</w:t>
+              <w:t>Маркировка кабелей и жил</w:t>
             </w:r>
           </w:p>
         </w:tc>
         <w:tc>
           <w:tcPr>
-            <w:tcW w:type="dxa" w:w="1417"/>
+            <w:tcW w:type="dxa" w:w="1134"/>
           </w:tcPr>
           <w:p>
             <w:pPr>
@@ -879,15 +999,16 @@
             <w:r>
               <w:rPr>
                 <w:rFonts w:ascii="Times New Roman" w:hAnsi="Times New Roman"/>
+                <w:b w:val="0"/>
                 <w:sz w:val="20"/>
               </w:rPr>
-              <w:t>линия</w:t>
+              <w:t>компл.</w:t>
             </w:r>
           </w:p>
         </w:tc>
         <w:tc>
           <w:tcPr>
-            <w:tcW w:type="dxa" w:w="1417"/>
+            <w:tcW w:type="dxa" w:w="1134"/>
           </w:tcPr>
           <w:p>
             <w:pPr>
@@ -896,15 +1017,16 @@
             <w:r>
               <w:rPr>
                 <w:rFonts w:ascii="Times New Roman" w:hAnsi="Times New Roman"/>
+                <w:b w:val="0"/>
                 <w:sz w:val="20"/>
               </w:rPr>
-              <w:t>9</w:t>
+              <w:t>1</w:t>
             </w:r>
           </w:p>
         </w:tc>
         <w:tc>
           <w:tcPr>
-            <w:tcW w:type="dxa" w:w="3402"/>
+            <w:tcW w:type="dxa" w:w="1984"/>
           </w:tcPr>
           <w:p>
             <w:pPr>
@@ -913,9 +1035,31 @@
             <w:r>
               <w:rPr>
                 <w:rFonts w:ascii="Times New Roman" w:hAnsi="Times New Roman"/>
+                <w:b w:val="0"/>
                 <w:sz w:val="20"/>
               </w:rPr>
-              <w:t>Мегаомметр 1000В</w:t>
+              <w:t>Бирки ПВХ, кабельные маркеры</w:t>
+            </w:r>
+          </w:p>
+        </w:tc>
+      </w:tr>
+      <w:tr>
+        <w:tc>
+          <w:tcPr>
+            <w:tcW w:type="dxa" w:w="10205"/>
+            <w:gridSpan w:val="5"/>
+          </w:tcPr>
+          <w:p>
+            <w:pPr>
+              <w:jc w:val="left"/>
+            </w:pPr>
+            <w:r>
+              <w:rPr>
+                <w:rFonts w:ascii="Times New Roman" w:hAnsi="Times New Roman"/>
+                <w:b/>
+                <w:sz w:val="20"/>
+              </w:rPr>
+              <w:t xml:space="preserve">  4. Монтаж аппаратуры и оборудования</w:t>
             </w:r>
           </w:p>
         </w:tc>
@@ -932,6 +1076,7 @@
             <w:r>
               <w:rPr>
                 <w:rFonts w:ascii="Times New Roman" w:hAnsi="Times New Roman"/>
+                <w:b w:val="0"/>
                 <w:sz w:val="20"/>
               </w:rPr>
               <w:t>10</w:t>
@@ -940,7 +1085,7 @@
         </w:tc>
         <w:tc>
           <w:tcPr>
-            <w:tcW w:type="dxa" w:w="5669"/>
+            <w:tcW w:type="dxa" w:w="4819"/>
           </w:tcPr>
           <w:p>
             <w:pPr>
@@ -949,15 +1094,16 @@
             <w:r>
               <w:rPr>
                 <w:rFonts w:ascii="Times New Roman" w:hAnsi="Times New Roman"/>
+                <w:b w:val="0"/>
                 <w:sz w:val="20"/>
               </w:rPr>
-              <w:t>Проверка УЗО и автоматов (расцепление)</w:t>
+              <w:t>Монтаж автоматических выключателей</w:t>
             </w:r>
           </w:p>
         </w:tc>
         <w:tc>
           <w:tcPr>
-            <w:tcW w:type="dxa" w:w="1417"/>
+            <w:tcW w:type="dxa" w:w="1134"/>
           </w:tcPr>
           <w:p>
             <w:pPr>
@@ -966,6 +1112,7 @@
             <w:r>
               <w:rPr>
                 <w:rFonts w:ascii="Times New Roman" w:hAnsi="Times New Roman"/>
+                <w:b w:val="0"/>
                 <w:sz w:val="20"/>
               </w:rPr>
               <w:t>шт.</w:t>
@@ -974,7 +1121,7 @@
         </w:tc>
         <w:tc>
           <w:tcPr>
-            <w:tcW w:type="dxa" w:w="1417"/>
+            <w:tcW w:type="dxa" w:w="1134"/>
           </w:tcPr>
           <w:p>
             <w:pPr>
@@ -983,6 +1130,99 @@
             <w:r>
               <w:rPr>
                 <w:rFonts w:ascii="Times New Roman" w:hAnsi="Times New Roman"/>
+                <w:b w:val="0"/>
+                <w:sz w:val="20"/>
+              </w:rPr>
+              <w:t>19</w:t>
+            </w:r>
+          </w:p>
+        </w:tc>
+        <w:tc>
+          <w:tcPr>
+            <w:tcW w:type="dxa" w:w="1984"/>
+          </w:tcPr>
+          <w:p>
+            <w:pPr>
+              <w:jc w:val="left"/>
+            </w:pPr>
+            <w:r>
+              <w:rPr>
+                <w:rFonts w:ascii="Times New Roman" w:hAnsi="Times New Roman"/>
+                <w:b w:val="0"/>
+                <w:sz w:val="20"/>
+              </w:rPr>
+              <w:t>На DIN-рейку 35 мм</w:t>
+            </w:r>
+          </w:p>
+        </w:tc>
+      </w:tr>
+      <w:tr>
+        <w:tc>
+          <w:tcPr>
+            <w:tcW w:type="dxa" w:w="567"/>
+          </w:tcPr>
+          <w:p>
+            <w:pPr>
+              <w:jc w:val="center"/>
+            </w:pPr>
+            <w:r>
+              <w:rPr>
+                <w:rFonts w:ascii="Times New Roman" w:hAnsi="Times New Roman"/>
+                <w:b w:val="0"/>
+                <w:sz w:val="20"/>
+              </w:rPr>
+              <w:t>11</w:t>
+            </w:r>
+          </w:p>
+        </w:tc>
+        <w:tc>
+          <w:tcPr>
+            <w:tcW w:type="dxa" w:w="4819"/>
+          </w:tcPr>
+          <w:p>
+            <w:pPr>
+              <w:jc w:val="left"/>
+            </w:pPr>
+            <w:r>
+              <w:rPr>
+                <w:rFonts w:ascii="Times New Roman" w:hAnsi="Times New Roman"/>
+                <w:b w:val="0"/>
+                <w:sz w:val="20"/>
+              </w:rPr>
+              <w:t>Монтаж шин N/PE в корпусах щитов</w:t>
+            </w:r>
+          </w:p>
+        </w:tc>
+        <w:tc>
+          <w:tcPr>
+            <w:tcW w:type="dxa" w:w="1134"/>
+          </w:tcPr>
+          <w:p>
+            <w:pPr>
+              <w:jc w:val="center"/>
+            </w:pPr>
+            <w:r>
+              <w:rPr>
+                <w:rFonts w:ascii="Times New Roman" w:hAnsi="Times New Roman"/>
+                <w:b w:val="0"/>
+                <w:sz w:val="20"/>
+              </w:rPr>
+              <w:t>компл.</w:t>
+            </w:r>
+          </w:p>
+        </w:tc>
+        <w:tc>
+          <w:tcPr>
+            <w:tcW w:type="dxa" w:w="1134"/>
+          </w:tcPr>
+          <w:p>
+            <w:pPr>
+              <w:jc w:val="center"/>
+            </w:pPr>
+            <w:r>
+              <w:rPr>
+                <w:rFonts w:ascii="Times New Roman" w:hAnsi="Times New Roman"/>
+                <w:b w:val="0"/>
                 <w:sz w:val="20"/>
               </w:rPr>
               <w:t>6</w:t>
@@ -991,7 +1231,7 @@
         </w:tc>
         <w:tc>
           <w:tcPr>
-            <w:tcW w:type="dxa" w:w="3402"/>
+            <w:tcW w:type="dxa" w:w="1984"/>
           </w:tcPr>
           <w:p>
             <w:pPr>
@@ -1000,6 +1240,487 @@
             <w:r>
               <w:rPr>
                 <w:rFonts w:ascii="Times New Roman" w:hAnsi="Times New Roman"/>
+                <w:b w:val="0"/>
+                <w:sz w:val="20"/>
+              </w:rPr>
+              <w:t>ШНИ-6×9-12</w:t>
+            </w:r>
+          </w:p>
+        </w:tc>
+      </w:tr>
+      <w:tr>
+        <w:tc>
+          <w:tcPr>
+            <w:tcW w:type="dxa" w:w="567"/>
+          </w:tcPr>
+          <w:p>
+            <w:pPr>
+              <w:jc w:val="center"/>
+            </w:pPr>
+            <w:r>
+              <w:rPr>
+                <w:rFonts w:ascii="Times New Roman" w:hAnsi="Times New Roman"/>
+                <w:b w:val="0"/>
+                <w:sz w:val="20"/>
+              </w:rPr>
+              <w:t>12</w:t>
+            </w:r>
+          </w:p>
+        </w:tc>
+        <w:tc>
+          <w:tcPr>
+            <w:tcW w:type="dxa" w:w="4819"/>
+          </w:tcPr>
+          <w:p>
+            <w:pPr>
+              <w:jc w:val="left"/>
+            </w:pPr>
+            <w:r>
+              <w:rPr>
+                <w:rFonts w:ascii="Times New Roman" w:hAnsi="Times New Roman"/>
+                <w:b w:val="0"/>
+                <w:sz w:val="20"/>
+              </w:rPr>
+              <w:t>Монтаж контакторов и пускозащитной аппаратуры</w:t>
+            </w:r>
+          </w:p>
+        </w:tc>
+        <w:tc>
+          <w:tcPr>
+            <w:tcW w:type="dxa" w:w="1134"/>
+          </w:tcPr>
+          <w:p>
+            <w:pPr>
+              <w:jc w:val="center"/>
+            </w:pPr>
+            <w:r>
+              <w:rPr>
+                <w:rFonts w:ascii="Times New Roman" w:hAnsi="Times New Roman"/>
+                <w:b w:val="0"/>
+                <w:sz w:val="20"/>
+              </w:rPr>
+              <w:t>шт.</w:t>
+            </w:r>
+          </w:p>
+        </w:tc>
+        <w:tc>
+          <w:tcPr>
+            <w:tcW w:type="dxa" w:w="1134"/>
+          </w:tcPr>
+          <w:p>
+            <w:pPr>
+              <w:jc w:val="center"/>
+            </w:pPr>
+            <w:r>
+              <w:rPr>
+                <w:rFonts w:ascii="Times New Roman" w:hAnsi="Times New Roman"/>
+                <w:b w:val="0"/>
+                <w:sz w:val="20"/>
+              </w:rPr>
+              <w:t>7</w:t>
+            </w:r>
+          </w:p>
+        </w:tc>
+        <w:tc>
+          <w:tcPr>
+            <w:tcW w:type="dxa" w:w="1984"/>
+          </w:tcPr>
+          <w:p>
+            <w:pPr>
+              <w:jc w:val="left"/>
+            </w:pPr>
+            <w:r>
+              <w:rPr>
+                <w:rFonts w:ascii="Times New Roman" w:hAnsi="Times New Roman"/>
+                <w:b w:val="0"/>
+                <w:sz w:val="20"/>
+              </w:rPr>
+              <w:t>КМИ, контактор + реле тепловое</w:t>
+            </w:r>
+          </w:p>
+        </w:tc>
+      </w:tr>
+      <w:tr>
+        <w:tc>
+          <w:tcPr>
+            <w:tcW w:type="dxa" w:w="567"/>
+          </w:tcPr>
+          <w:p>
+            <w:pPr>
+              <w:jc w:val="center"/>
+            </w:pPr>
+            <w:r>
+              <w:rPr>
+                <w:rFonts w:ascii="Times New Roman" w:hAnsi="Times New Roman"/>
+                <w:b w:val="0"/>
+                <w:sz w:val="20"/>
+              </w:rPr>
+              <w:t>13</w:t>
+            </w:r>
+          </w:p>
+        </w:tc>
+        <w:tc>
+          <w:tcPr>
+            <w:tcW w:type="dxa" w:w="4819"/>
+          </w:tcPr>
+          <w:p>
+            <w:pPr>
+              <w:jc w:val="left"/>
+            </w:pPr>
+            <w:r>
+              <w:rPr>
+                <w:rFonts w:ascii="Times New Roman" w:hAnsi="Times New Roman"/>
+                <w:b w:val="0"/>
+                <w:sz w:val="20"/>
+              </w:rPr>
+              <w:t>Заземление корпусов щитов и оборудования (PE)</w:t>
+            </w:r>
+          </w:p>
+        </w:tc>
+        <w:tc>
+          <w:tcPr>
+            <w:tcW w:type="dxa" w:w="1134"/>
+          </w:tcPr>
+          <w:p>
+            <w:pPr>
+              <w:jc w:val="center"/>
+            </w:pPr>
+            <w:r>
+              <w:rPr>
+                <w:rFonts w:ascii="Times New Roman" w:hAnsi="Times New Roman"/>
+                <w:b w:val="0"/>
+                <w:sz w:val="20"/>
+              </w:rPr>
+              <w:t>точка</w:t>
+            </w:r>
+          </w:p>
+        </w:tc>
+        <w:tc>
+          <w:tcPr>
+            <w:tcW w:type="dxa" w:w="1134"/>
+          </w:tcPr>
+          <w:p>
+            <w:pPr>
+              <w:jc w:val="center"/>
+            </w:pPr>
+            <w:r>
+              <w:rPr>
+                <w:rFonts w:ascii="Times New Roman" w:hAnsi="Times New Roman"/>
+                <w:b w:val="0"/>
+                <w:sz w:val="20"/>
+              </w:rPr>
+              <w:t>7</w:t>
+            </w:r>
+          </w:p>
+        </w:tc>
+        <w:tc>
+          <w:tcPr>
+            <w:tcW w:type="dxa" w:w="1984"/>
+          </w:tcPr>
+          <w:p>
+            <w:pPr>
+              <w:jc w:val="left"/>
+            </w:pPr>
+            <w:r>
+              <w:rPr>
+                <w:rFonts w:ascii="Times New Roman" w:hAnsi="Times New Roman"/>
+                <w:b w:val="0"/>
+                <w:sz w:val="20"/>
+              </w:rPr>
+            </w:r>
+          </w:p>
+        </w:tc>
+      </w:tr>
+      <w:tr>
+        <w:tc>
+          <w:tcPr>
+            <w:tcW w:type="dxa" w:w="10205"/>
+            <w:gridSpan w:val="5"/>
+          </w:tcPr>
+          <w:p>
+            <w:pPr>
+              <w:jc w:val="left"/>
+            </w:pPr>
+            <w:r>
+              <w:rPr>
+                <w:rFonts w:ascii="Times New Roman" w:hAnsi="Times New Roman"/>
+                <w:b/>
+                <w:sz w:val="20"/>
+              </w:rPr>
+              <w:t xml:space="preserve">  5. Испытания и измерения</w:t>
+            </w:r>
+          </w:p>
+        </w:tc>
+      </w:tr>
+      <w:tr>
+        <w:tc>
+          <w:tcPr>
+            <w:tcW w:type="dxa" w:w="567"/>
+          </w:tcPr>
+          <w:p>
+            <w:pPr>
+              <w:jc w:val="center"/>
+            </w:pPr>
+            <w:r>
+              <w:rPr>
+                <w:rFonts w:ascii="Times New Roman" w:hAnsi="Times New Roman"/>
+                <w:b w:val="0"/>
+                <w:sz w:val="20"/>
+              </w:rPr>
+              <w:t>14</w:t>
+            </w:r>
+          </w:p>
+        </w:tc>
+        <w:tc>
+          <w:tcPr>
+            <w:tcW w:type="dxa" w:w="4819"/>
+          </w:tcPr>
+          <w:p>
+            <w:pPr>
+              <w:jc w:val="left"/>
+            </w:pPr>
+            <w:r>
+              <w:rPr>
+                <w:rFonts w:ascii="Times New Roman" w:hAnsi="Times New Roman"/>
+                <w:b w:val="0"/>
+                <w:sz w:val="20"/>
+              </w:rPr>
+              <w:t>Измерение сопротивления изоляции кабелей</w:t>
+            </w:r>
+          </w:p>
+        </w:tc>
+        <w:tc>
+          <w:tcPr>
+            <w:tcW w:type="dxa" w:w="1134"/>
+          </w:tcPr>
+          <w:p>
+            <w:pPr>
+              <w:jc w:val="center"/>
+            </w:pPr>
+            <w:r>
+              <w:rPr>
+                <w:rFonts w:ascii="Times New Roman" w:hAnsi="Times New Roman"/>
+                <w:b w:val="0"/>
+                <w:sz w:val="20"/>
+              </w:rPr>
+              <w:t>линия</w:t>
+            </w:r>
+          </w:p>
+        </w:tc>
+        <w:tc>
+          <w:tcPr>
+            <w:tcW w:type="dxa" w:w="1134"/>
+          </w:tcPr>
+          <w:p>
+            <w:pPr>
+              <w:jc w:val="center"/>
+            </w:pPr>
+            <w:r>
+              <w:rPr>
+                <w:rFonts w:ascii="Times New Roman" w:hAnsi="Times New Roman"/>
+                <w:b w:val="0"/>
+                <w:sz w:val="20"/>
+              </w:rPr>
+              <w:t>19</w:t>
+            </w:r>
+          </w:p>
+        </w:tc>
+        <w:tc>
+          <w:tcPr>
+            <w:tcW w:type="dxa" w:w="1984"/>
+          </w:tcPr>
+          <w:p>
+            <w:pPr>
+              <w:jc w:val="left"/>
+            </w:pPr>
+            <w:r>
+              <w:rPr>
+                <w:rFonts w:ascii="Times New Roman" w:hAnsi="Times New Roman"/>
+                <w:b w:val="0"/>
+                <w:sz w:val="20"/>
+              </w:rPr>
+              <w:t>Мегаомметр 1000 В, протокол</w:t>
+            </w:r>
+          </w:p>
+        </w:tc>
+      </w:tr>
+      <w:tr>
+        <w:tc>
+          <w:tcPr>
+            <w:tcW w:type="dxa" w:w="567"/>
+          </w:tcPr>
+          <w:p>
+            <w:pPr>
+              <w:jc w:val="center"/>
+            </w:pPr>
+            <w:r>
+              <w:rPr>
+                <w:rFonts w:ascii="Times New Roman" w:hAnsi="Times New Roman"/>
+                <w:b w:val="0"/>
+                <w:sz w:val="20"/>
+              </w:rPr>
+              <w:t>15</w:t>
+            </w:r>
+          </w:p>
+        </w:tc>
+        <w:tc>
+          <w:tcPr>
+            <w:tcW w:type="dxa" w:w="4819"/>
+          </w:tcPr>
+          <w:p>
+            <w:pPr>
+              <w:jc w:val="left"/>
+            </w:pPr>
+            <w:r>
+              <w:rPr>
+                <w:rFonts w:ascii="Times New Roman" w:hAnsi="Times New Roman"/>
+                <w:b w:val="0"/>
+                <w:sz w:val="20"/>
+              </w:rPr>
+              <w:t>Замер полного сопротивления петли фаза-нуль</w:t>
+            </w:r>
+          </w:p>
+        </w:tc>
+        <w:tc>
+          <w:tcPr>
+            <w:tcW w:type="dxa" w:w="1134"/>
+          </w:tcPr>
+          <w:p>
+            <w:pPr>
+              <w:jc w:val="center"/>
+            </w:pPr>
+            <w:r>
+              <w:rPr>
+                <w:rFonts w:ascii="Times New Roman" w:hAnsi="Times New Roman"/>
+                <w:b w:val="0"/>
+                <w:sz w:val="20"/>
+              </w:rPr>
+              <w:t>точка</w:t>
+            </w:r>
+          </w:p>
+        </w:tc>
+        <w:tc>
+          <w:tcPr>
+            <w:tcW w:type="dxa" w:w="1134"/>
+          </w:tcPr>
+          <w:p>
+            <w:pPr>
+              <w:jc w:val="center"/>
+            </w:pPr>
+            <w:r>
+              <w:rPr>
+                <w:rFonts w:ascii="Times New Roman" w:hAnsi="Times New Roman"/>
+                <w:b w:val="0"/>
+                <w:sz w:val="20"/>
+              </w:rPr>
+              <w:t>18</w:t>
+            </w:r>
+          </w:p>
+        </w:tc>
+        <w:tc>
+          <w:tcPr>
+            <w:tcW w:type="dxa" w:w="1984"/>
+          </w:tcPr>
+          <w:p>
+            <w:pPr>
+              <w:jc w:val="left"/>
+            </w:pPr>
+            <w:r>
+              <w:rPr>
+                <w:rFonts w:ascii="Times New Roman" w:hAnsi="Times New Roman"/>
+                <w:b w:val="0"/>
+                <w:sz w:val="20"/>
+              </w:rPr>
+              <w:t>Прибор типа MI-3143</w:t>
+            </w:r>
+          </w:p>
+        </w:tc>
+      </w:tr>
+      <w:tr>
+        <w:tc>
+          <w:tcPr>
+            <w:tcW w:type="dxa" w:w="567"/>
+          </w:tcPr>
+          <w:p>
+            <w:pPr>
+              <w:jc w:val="center"/>
+            </w:pPr>
+            <w:r>
+              <w:rPr>
+                <w:rFonts w:ascii="Times New Roman" w:hAnsi="Times New Roman"/>
+                <w:b w:val="0"/>
+                <w:sz w:val="20"/>
+              </w:rPr>
+              <w:t>16</w:t>
+            </w:r>
+          </w:p>
+        </w:tc>
+        <w:tc>
+          <w:tcPr>
+            <w:tcW w:type="dxa" w:w="4819"/>
+          </w:tcPr>
+          <w:p>
+            <w:pPr>
+              <w:jc w:val="left"/>
+            </w:pPr>
+            <w:r>
+              <w:rPr>
+                <w:rFonts w:ascii="Times New Roman" w:hAnsi="Times New Roman"/>
+                <w:b w:val="0"/>
+                <w:sz w:val="20"/>
+              </w:rPr>
+              <w:t>Проверка работоспособности АВ (расцепление)</w:t>
+            </w:r>
+          </w:p>
+        </w:tc>
+        <w:tc>
+          <w:tcPr>
+            <w:tcW w:type="dxa" w:w="1134"/>
+          </w:tcPr>
+          <w:p>
+            <w:pPr>
+              <w:jc w:val="center"/>
+            </w:pPr>
+            <w:r>
+              <w:rPr>
+                <w:rFonts w:ascii="Times New Roman" w:hAnsi="Times New Roman"/>
+                <w:b w:val="0"/>
+                <w:sz w:val="20"/>
+              </w:rPr>
+              <w:t>шт.</w:t>
+            </w:r>
+          </w:p>
+        </w:tc>
+        <w:tc>
+          <w:tcPr>
+            <w:tcW w:type="dxa" w:w="1134"/>
+          </w:tcPr>
+          <w:p>
+            <w:pPr>
+              <w:jc w:val="center"/>
+            </w:pPr>
+            <w:r>
+              <w:rPr>
+                <w:rFonts w:ascii="Times New Roman" w:hAnsi="Times New Roman"/>
+                <w:b w:val="0"/>
+                <w:sz w:val="20"/>
+              </w:rPr>
+              <w:t>12</w:t>
+            </w:r>
+          </w:p>
+        </w:tc>
+        <w:tc>
+          <w:tcPr>
+            <w:tcW w:type="dxa" w:w="1984"/>
+          </w:tcPr>
+          <w:p>
+            <w:pPr>
+              <w:jc w:val="left"/>
+            </w:pPr>
+            <w:r>
+              <w:rPr>
+                <w:rFonts w:ascii="Times New Roman" w:hAnsi="Times New Roman"/>
+                <w:b w:val="0"/>
                 <w:sz w:val="20"/>
               </w:rPr>
             </w:r>
@@ -1018,15 +1739,16 @@
             <w:r>
               <w:rPr>
                 <w:rFonts w:ascii="Times New Roman" w:hAnsi="Times New Roman"/>
+                <w:b w:val="0"/>
                 <w:sz w:val="20"/>
               </w:rPr>
-              <w:t>11</w:t>
+              <w:t>17</w:t>
             </w:r>
           </w:p>
         </w:tc>
         <w:tc>
           <w:tcPr>
-            <w:tcW w:type="dxa" w:w="5669"/>
+            <w:tcW w:type="dxa" w:w="4819"/>
           </w:tcPr>
           <w:p>
             <w:pPr>
@@ -1035,15 +1757,16 @@
             <w:r>
               <w:rPr>
                 <w:rFonts w:ascii="Times New Roman" w:hAnsi="Times New Roman"/>
+                <w:b w:val="0"/>
                 <w:sz w:val="20"/>
               </w:rPr>
-              <w:t>Замер сопротивления петли фаза-нуль</w:t>
+              <w:t>Испытание АВР (имитация пропадания напряжения)</w:t>
             </w:r>
           </w:p>
         </w:tc>
         <w:tc>
           <w:tcPr>
-            <w:tcW w:type="dxa" w:w="1417"/>
+            <w:tcW w:type="dxa" w:w="1134"/>
           </w:tcPr>
           <w:p>
             <w:pPr>
@@ -1052,15 +1775,16 @@
             <w:r>
               <w:rPr>
                 <w:rFonts w:ascii="Times New Roman" w:hAnsi="Times New Roman"/>
+                <w:b w:val="0"/>
                 <w:sz w:val="20"/>
               </w:rPr>
-              <w:t>точка</w:t>
+              <w:t>шт.</w:t>
             </w:r>
           </w:p>
         </w:tc>
         <w:tc>
           <w:tcPr>
-            <w:tcW w:type="dxa" w:w="1417"/>
+            <w:tcW w:type="dxa" w:w="1134"/>
           </w:tcPr>
           <w:p>
             <w:pPr>
@@ -1069,15 +1793,16 @@
             <w:r>
               <w:rPr>
                 <w:rFonts w:ascii="Times New Roman" w:hAnsi="Times New Roman"/>
+                <w:b w:val="0"/>
                 <w:sz w:val="20"/>
               </w:rPr>
-              <w:t>6</w:t>
+              <w:t>1</w:t>
             </w:r>
           </w:p>
         </w:tc>
         <w:tc>
           <w:tcPr>
-            <w:tcW w:type="dxa" w:w="3402"/>
+            <w:tcW w:type="dxa" w:w="1984"/>
           </w:tcPr>
           <w:p>
             <w:pPr>
@@ -1086,8 +1811,30 @@
             <w:r>
               <w:rPr>
                 <w:rFonts w:ascii="Times New Roman" w:hAnsi="Times New Roman"/>
+                <w:b w:val="0"/>
                 <w:sz w:val="20"/>
               </w:rPr>
+            </w:r>
+          </w:p>
+        </w:tc>
+      </w:tr>
+      <w:tr>
+        <w:tc>
+          <w:tcPr>
+            <w:tcW w:type="dxa" w:w="10205"/>
+            <w:gridSpan w:val="5"/>
+          </w:tcPr>
+          <w:p>
+            <w:pPr>
+              <w:jc w:val="left"/>
+            </w:pPr>
+            <w:r>
+              <w:rPr>
+                <w:rFonts w:ascii="Times New Roman" w:hAnsi="Times New Roman"/>
+                <w:b/>
+                <w:sz w:val="20"/>
+              </w:rPr>
+              <w:t xml:space="preserve">  6. Прочие работы</w:t>
             </w:r>
           </w:p>
         </w:tc>
@@ -1104,15 +1851,16 @@
             <w:r>
               <w:rPr>
                 <w:rFonts w:ascii="Times New Roman" w:hAnsi="Times New Roman"/>
+                <w:b w:val="0"/>
                 <w:sz w:val="20"/>
               </w:rPr>
-              <w:t>12</w:t>
+              <w:t>18</w:t>
             </w:r>
           </w:p>
         </w:tc>
         <w:tc>
           <w:tcPr>
-            <w:tcW w:type="dxa" w:w="5669"/>
+            <w:tcW w:type="dxa" w:w="4819"/>
           </w:tcPr>
           <w:p>
             <w:pPr>
@@ -1121,9 +1869,226 @@
             <w:r>
               <w:rPr>
                 <w:rFonts w:ascii="Times New Roman" w:hAnsi="Times New Roman"/>
+                <w:b w:val="0"/>
                 <w:sz w:val="20"/>
               </w:rPr>
-              <w:t>Сдача-приёмка исполнительной документации</w:t>
+              <w:t>Визуальный осмотр электроустановки</w:t>
+            </w:r>
+          </w:p>
+        </w:tc>
+        <w:tc>
+          <w:tcPr>
+            <w:tcW w:type="dxa" w:w="1134"/>
+          </w:tcPr>
+          <w:p>
+            <w:pPr>
+              <w:jc w:val="center"/>
+            </w:pPr>
+            <w:r>
+              <w:rPr>
+                <w:rFonts w:ascii="Times New Roman" w:hAnsi="Times New Roman"/>
+                <w:b w:val="0"/>
+                <w:sz w:val="20"/>
+              </w:rPr>
+              <w:t>компл.</w:t>
+            </w:r>
+          </w:p>
+        </w:tc>
+        <w:tc>
+          <w:tcPr>
+            <w:tcW w:type="dxa" w:w="1134"/>
+          </w:tcPr>
+          <w:p>
+            <w:pPr>
+              <w:jc w:val="center"/>
+            </w:pPr>
+            <w:r>
+              <w:rPr>
+                <w:rFonts w:ascii="Times New Roman" w:hAnsi="Times New Roman"/>
+                <w:b w:val="0"/>
+                <w:sz w:val="20"/>
+              </w:rPr>
+              <w:t>1</w:t>
+            </w:r>
+          </w:p>
+        </w:tc>
+        <w:tc>
+          <w:tcPr>
+            <w:tcW w:type="dxa" w:w="1984"/>
+          </w:tcPr>
+          <w:p>
+            <w:pPr>
+              <w:jc w:val="left"/>
+            </w:pPr>
+            <w:r>
+              <w:rPr>
+                <w:rFonts w:ascii="Times New Roman" w:hAnsi="Times New Roman"/>
+                <w:b w:val="0"/>
+                <w:sz w:val="20"/>
+              </w:rPr>
+              <w:t>По ПТЭЭП п.3.1</w:t>
+            </w:r>
+          </w:p>
+        </w:tc>
+      </w:tr>
+      <w:tr>
+        <w:tc>
+          <w:tcPr>
+            <w:tcW w:type="dxa" w:w="567"/>
+          </w:tcPr>
+          <w:p>
+            <w:pPr>
+              <w:jc w:val="center"/>
+            </w:pPr>
+            <w:r>
+              <w:rPr>
+                <w:rFonts w:ascii="Times New Roman" w:hAnsi="Times New Roman"/>
+                <w:b w:val="0"/>
+                <w:sz w:val="20"/>
+              </w:rPr>
+              <w:t>19</w:t>
+            </w:r>
+          </w:p>
+        </w:tc>
+        <w:tc>
+          <w:tcPr>
+            <w:tcW w:type="dxa" w:w="4819"/>
+          </w:tcPr>
+          <w:p>
+            <w:pPr>
+              <w:jc w:val="left"/>
+            </w:pPr>
+            <w:r>
+              <w:rPr>
+                <w:rFonts w:ascii="Times New Roman" w:hAnsi="Times New Roman"/>
+                <w:b w:val="0"/>
+                <w:sz w:val="20"/>
+              </w:rPr>
+              <w:t>Сдача исполнительной документации заказчику</w:t>
+            </w:r>
+          </w:p>
+        </w:tc>
+        <w:tc>
+          <w:tcPr>
+            <w:tcW w:type="dxa" w:w="1134"/>
+          </w:tcPr>
+          <w:p>
+            <w:pPr>
+              <w:jc w:val="center"/>
+            </w:pPr>
+            <w:r>
+              <w:rPr>
+                <w:rFonts w:ascii="Times New Roman" w:hAnsi="Times New Roman"/>
+                <w:b w:val="0"/>
+                <w:sz w:val="20"/>
+              </w:rPr>
+              <w:t>компл.</w:t>
+            </w:r>
+          </w:p>
+        </w:tc>
+        <w:tc>
+          <w:tcPr>
+            <w:tcW w:type="dxa" w:w="1134"/>
+          </w:tcPr>
+          <w:p>
+            <w:pPr>
+              <w:jc w:val="center"/>
+            </w:pPr>
+            <w:r>
+              <w:rPr>
+                <w:rFonts w:ascii="Times New Roman" w:hAnsi="Times New Roman"/>
+                <w:b w:val="0"/>
+                <w:sz w:val="20"/>
+              </w:rPr>
+              <w:t>1</w:t>
+            </w:r>
+          </w:p>
+        </w:tc>
+        <w:tc>
+          <w:tcPr>
+            <w:tcW w:type="dxa" w:w="1984"/>
+          </w:tcPr>
+          <w:p>
+            <w:pPr>
+              <w:jc w:val="left"/>
+            </w:pPr>
+            <w:r>
+              <w:rPr>
+                <w:rFonts w:ascii="Times New Roman" w:hAnsi="Times New Roman"/>
+                <w:b w:val="0"/>
+                <w:sz w:val="20"/>
+              </w:rPr>
+              <w:t>Комплект ИД: схемы, протоколы, паспорта</w:t>
+            </w:r>
+          </w:p>
+        </w:tc>
+      </w:tr>
+    </w:tbl>
+    <w:p/>
+    <w:tbl>
+      <w:tblPr>
+        <w:tblStyle w:val="TableGrid"/>
+        <w:tblW w:type="auto" w:w="0"/>
+        <w:tblLook w:firstColumn="1" w:firstRow="1" w:lastColumn="0" w:lastRow="0" w:noHBand="0" w:noVBand="1" w:val="04A0"/>
+      </w:tblPr>
+      <w:tblGrid>
+        <w:gridCol w:w="2551"/>
+        <w:gridCol w:w="2551"/>
+        <w:gridCol w:w="2551"/>
+        <w:gridCol w:w="2551"/>
+      </w:tblGrid>
+      <w:tr>
+        <w:tc>
+          <w:tcPr>
+            <w:tcW w:type="dxa" w:w="2268"/>
+          </w:tcPr>
+          <w:p>
+            <w:pPr>
+              <w:jc w:val="center"/>
+            </w:pPr>
+            <w:r>
+              <w:rPr>
+                <w:rFonts w:ascii="Times New Roman" w:hAnsi="Times New Roman"/>
+                <w:b/>
+                <w:sz w:val="20"/>
+              </w:rPr>
+              <w:t>Должность</w:t>
+            </w:r>
+          </w:p>
+        </w:tc>
+        <w:tc>
+          <w:tcPr>
+            <w:tcW w:type="dxa" w:w="3118"/>
+          </w:tcPr>
+          <w:p>
+            <w:pPr>
+              <w:jc w:val="center"/>
+            </w:pPr>
+            <w:r>
+              <w:rPr>
+                <w:rFonts w:ascii="Times New Roman" w:hAnsi="Times New Roman"/>
+                <w:b/>
+                <w:sz w:val="20"/>
+              </w:rPr>
+              <w:t>Фамилия И.О.</w:t>
+            </w:r>
+          </w:p>
+        </w:tc>
+        <w:tc>
+          <w:tcPr>
+            <w:tcW w:type="dxa" w:w="1701"/>
+          </w:tcPr>
+          <w:p>
+            <w:pPr>
+              <w:jc w:val="center"/>
+            </w:pPr>
+            <w:r>
+              <w:rPr>
+                <w:rFonts w:ascii="Times New Roman" w:hAnsi="Times New Roman"/>
+                <w:b/>
+                <w:sz w:val="20"/>
+              </w:rPr>
+              <w:t>Подпись</w:t>
             </w:r>
           </w:p>
         </w:tc>
@@ -1138,32 +2103,18 @@
             <w:r>
               <w:rPr>
                 <w:rFonts w:ascii="Times New Roman" w:hAnsi="Times New Roman"/>
+                <w:b/>
                 <w:sz w:val="20"/>
               </w:rPr>
-              <w:t>компл.</w:t>
+              <w:t>Дата</w:t>
             </w:r>
           </w:p>
         </w:tc>
+      </w:tr>
+      <w:tr>
         <w:tc>
           <w:tcPr>
-            <w:tcW w:type="dxa" w:w="1417"/>
-          </w:tcPr>
-          <w:p>
-            <w:pPr>
-              <w:jc w:val="center"/>
-            </w:pPr>
-            <w:r>
-              <w:rPr>
-                <w:rFonts w:ascii="Times New Roman" w:hAnsi="Times New Roman"/>
-                <w:sz w:val="20"/>
-              </w:rPr>
-              <w:t>1</w:t>
-            </w:r>
-          </w:p>
-        </w:tc>
-        <w:tc>
-          <w:tcPr>
-            <w:tcW w:type="dxa" w:w="3402"/>
+            <w:tcW w:type="dxa" w:w="2551"/>
           </w:tcPr>
           <w:p>
             <w:pPr>
@@ -1172,29 +2123,197 @@
             <w:r>
               <w:rPr>
                 <w:rFonts w:ascii="Times New Roman" w:hAnsi="Times New Roman"/>
+                <w:b w:val="0"/>
                 <w:sz w:val="20"/>
               </w:rPr>
+              <w:t>Разработал</w:t>
             </w:r>
           </w:p>
         </w:tc>
+        <w:tc>
+          <w:tcPr>
+            <w:tcW w:type="dxa" w:w="2551"/>
+          </w:tcPr>
+          <w:p>
+            <w:pPr>
+              <w:jc w:val="left"/>
+            </w:pPr>
+            <w:r>
+              <w:rPr>
+                <w:rFonts w:ascii="Times New Roman" w:hAnsi="Times New Roman"/>
+                <w:b w:val="0"/>
+                <w:sz w:val="20"/>
+              </w:rPr>
+              <w:t>Иванов И.И.</w:t>
+            </w:r>
+          </w:p>
+        </w:tc>
+        <w:tc>
+          <w:tcPr>
+            <w:tcW w:type="dxa" w:w="2551"/>
+          </w:tcPr>
+          <w:p/>
+        </w:tc>
+        <w:tc>
+          <w:tcPr>
+            <w:tcW w:type="dxa" w:w="2551"/>
+          </w:tcPr>
+          <w:p/>
+        </w:tc>
+      </w:tr>
+      <w:tr>
+        <w:tc>
+          <w:tcPr>
+            <w:tcW w:type="dxa" w:w="2551"/>
+          </w:tcPr>
+          <w:p>
+            <w:pPr>
+              <w:jc w:val="left"/>
+            </w:pPr>
+            <w:r>
+              <w:rPr>
+                <w:rFonts w:ascii="Times New Roman" w:hAnsi="Times New Roman"/>
+                <w:b w:val="0"/>
+                <w:sz w:val="20"/>
+              </w:rPr>
+              <w:t>Проверил</w:t>
+            </w:r>
+          </w:p>
+        </w:tc>
+        <w:tc>
+          <w:tcPr>
+            <w:tcW w:type="dxa" w:w="2551"/>
+          </w:tcPr>
+          <w:p>
+            <w:pPr>
+              <w:jc w:val="left"/>
+            </w:pPr>
+            <w:r>
+              <w:rPr>
+                <w:rFonts w:ascii="Times New Roman" w:hAnsi="Times New Roman"/>
+                <w:b w:val="0"/>
+                <w:sz w:val="20"/>
+              </w:rPr>
+              <w:t>Петров П.П.</w:t>
+            </w:r>
+          </w:p>
+        </w:tc>
+        <w:tc>
+          <w:tcPr>
+            <w:tcW w:type="dxa" w:w="2551"/>
+          </w:tcPr>
+          <w:p/>
+        </w:tc>
+        <w:tc>
+          <w:tcPr>
+            <w:tcW w:type="dxa" w:w="2551"/>
+          </w:tcPr>
+          <w:p/>
+        </w:tc>
+      </w:tr>
+      <w:tr>
+        <w:tc>
+          <w:tcPr>
+            <w:tcW w:type="dxa" w:w="2551"/>
+          </w:tcPr>
+          <w:p>
+            <w:pPr>
+              <w:jc w:val="left"/>
+            </w:pPr>
+            <w:r>
+              <w:rPr>
+                <w:rFonts w:ascii="Times New Roman" w:hAnsi="Times New Roman"/>
+                <w:b w:val="0"/>
+                <w:sz w:val="20"/>
+              </w:rPr>
+              <w:t>Нормоконтроль</w:t>
+            </w:r>
+          </w:p>
+        </w:tc>
+        <w:tc>
+          <w:tcPr>
+            <w:tcW w:type="dxa" w:w="2551"/>
+          </w:tcPr>
+          <w:p>
+            <w:pPr>
+              <w:jc w:val="left"/>
+            </w:pPr>
+            <w:r>
+              <w:rPr>
+                <w:rFonts w:ascii="Times New Roman" w:hAnsi="Times New Roman"/>
+                <w:b w:val="0"/>
+                <w:sz w:val="20"/>
+              </w:rPr>
+              <w:t>Сидоров С.С.</w:t>
+            </w:r>
+          </w:p>
+        </w:tc>
+        <w:tc>
+          <w:tcPr>
+            <w:tcW w:type="dxa" w:w="2551"/>
+          </w:tcPr>
+          <w:p/>
+        </w:tc>
+        <w:tc>
+          <w:tcPr>
+            <w:tcW w:type="dxa" w:w="2551"/>
+          </w:tcPr>
+          <w:p/>
+        </w:tc>
+      </w:tr>
+      <w:tr>
+        <w:tc>
+          <w:tcPr>
+            <w:tcW w:type="dxa" w:w="2551"/>
+          </w:tcPr>
+          <w:p>
+            <w:pPr>
+              <w:jc w:val="left"/>
+            </w:pPr>
+            <w:r>
+              <w:rPr>
+                <w:rFonts w:ascii="Times New Roman" w:hAnsi="Times New Roman"/>
+                <w:b w:val="0"/>
+                <w:sz w:val="20"/>
+              </w:rPr>
+              <w:t>ГИП</w:t>
+            </w:r>
+          </w:p>
+        </w:tc>
+        <w:tc>
+          <w:tcPr>
+            <w:tcW w:type="dxa" w:w="2551"/>
+          </w:tcPr>
+          <w:p>
+            <w:pPr>
+              <w:jc w:val="left"/>
+            </w:pPr>
+            <w:r>
+              <w:rPr>
+                <w:rFonts w:ascii="Times New Roman" w:hAnsi="Times New Roman"/>
+                <w:b w:val="0"/>
+                <w:sz w:val="20"/>
+              </w:rPr>
+              <w:t>Козлов К.К.</w:t>
+            </w:r>
+          </w:p>
+        </w:tc>
+        <w:tc>
+          <w:tcPr>
+            <w:tcW w:type="dxa" w:w="2551"/>
+          </w:tcPr>
+          <w:p/>
+        </w:tc>
+        <w:tc>
+          <w:tcPr>
+            <w:tcW w:type="dxa" w:w="2551"/>
+          </w:tcPr>
+          <w:p/>
+        </w:tc>
       </w:tr>
     </w:tbl>
-    <w:p/>
-    <w:p>
-      <w:r>
-        <w:rPr>
-          <w:rFonts w:ascii="Times New Roman" w:hAnsi="Times New Roman"/>
-          <w:sz w:val="20"/>
-        </w:rPr>
-        <w:t>Разработал: Иванов И.И.</w:t>
-        <w:tab/>
-        <w:tab/>
-        <w:tab/>
-        <w:t>Проверил: Петров П.П.</w:t>
-      </w:r>
-    </w:p>
     <w:sectPr>
-      <w:pgSz w:w="16838" w:h="11906"/>
+      <w:pgSz w:w="11906" w:h="16838"/>
       <w:pgMar w:top="850" w:right="567" w:bottom="850" w:left="1134" w:header="720" w:footer="720" w:gutter="0"/>
       <w:cols w:space="720"/>
       <w:docGrid w:linePitch="360"/>

--- a/elec-system/projects/DEMO-2025-001_Офисный_центр/docs/DEMO-2025-001_work_list.docx
+++ b/elec-system/projects/DEMO-2025-001_Офисный_центр/docs/DEMO-2025-001_work_list.docx
@@ -596,6 +596,98 @@
                 <w:b w:val="0"/>
                 <w:sz w:val="20"/>
               </w:rPr>
+              <w:t>Прокладка кабеля в земле (траншея)</w:t>
+            </w:r>
+          </w:p>
+        </w:tc>
+        <w:tc>
+          <w:tcPr>
+            <w:tcW w:type="dxa" w:w="1134"/>
+          </w:tcPr>
+          <w:p>
+            <w:pPr>
+              <w:jc w:val="center"/>
+            </w:pPr>
+            <w:r>
+              <w:rPr>
+                <w:rFonts w:ascii="Times New Roman" w:hAnsi="Times New Roman"/>
+                <w:b w:val="0"/>
+                <w:sz w:val="20"/>
+              </w:rPr>
+              <w:t>м</w:t>
+            </w:r>
+          </w:p>
+        </w:tc>
+        <w:tc>
+          <w:tcPr>
+            <w:tcW w:type="dxa" w:w="1134"/>
+          </w:tcPr>
+          <w:p>
+            <w:pPr>
+              <w:jc w:val="center"/>
+            </w:pPr>
+            <w:r>
+              <w:rPr>
+                <w:rFonts w:ascii="Times New Roman" w:hAnsi="Times New Roman"/>
+                <w:b w:val="0"/>
+                <w:sz w:val="20"/>
+              </w:rPr>
+              <w:t>88</w:t>
+            </w:r>
+          </w:p>
+        </w:tc>
+        <w:tc>
+          <w:tcPr>
+            <w:tcW w:type="dxa" w:w="1984"/>
+          </w:tcPr>
+          <w:p>
+            <w:pPr>
+              <w:jc w:val="left"/>
+            </w:pPr>
+            <w:r>
+              <w:rPr>
+                <w:rFonts w:ascii="Times New Roman" w:hAnsi="Times New Roman"/>
+                <w:b w:val="0"/>
+                <w:sz w:val="20"/>
+              </w:rPr>
+              <w:t>С засыпкой кирпичом и лентой ПЭ</w:t>
+            </w:r>
+          </w:p>
+        </w:tc>
+      </w:tr>
+      <w:tr>
+        <w:tc>
+          <w:tcPr>
+            <w:tcW w:type="dxa" w:w="567"/>
+          </w:tcPr>
+          <w:p>
+            <w:pPr>
+              <w:jc w:val="center"/>
+            </w:pPr>
+            <w:r>
+              <w:rPr>
+                <w:rFonts w:ascii="Times New Roman" w:hAnsi="Times New Roman"/>
+                <w:b w:val="0"/>
+                <w:sz w:val="20"/>
+              </w:rPr>
+              <w:t>6</w:t>
+            </w:r>
+          </w:p>
+        </w:tc>
+        <w:tc>
+          <w:tcPr>
+            <w:tcW w:type="dxa" w:w="4819"/>
+          </w:tcPr>
+          <w:p>
+            <w:pPr>
+              <w:jc w:val="left"/>
+            </w:pPr>
+            <w:r>
+              <w:rPr>
+                <w:rFonts w:ascii="Times New Roman" w:hAnsi="Times New Roman"/>
+                <w:b w:val="0"/>
+                <w:sz w:val="20"/>
+              </w:rPr>
               <w:t>Прокладка ВВГнг-FRLS</w:t>
             </w:r>
           </w:p>
@@ -670,7 +762,99 @@
                 <w:b w:val="0"/>
                 <w:sz w:val="20"/>
               </w:rPr>
-              <w:t>6</w:t>
+              <w:t>7</w:t>
+            </w:r>
+          </w:p>
+        </w:tc>
+        <w:tc>
+          <w:tcPr>
+            <w:tcW w:type="dxa" w:w="4819"/>
+          </w:tcPr>
+          <w:p>
+            <w:pPr>
+              <w:jc w:val="left"/>
+            </w:pPr>
+            <w:r>
+              <w:rPr>
+                <w:rFonts w:ascii="Times New Roman" w:hAnsi="Times New Roman"/>
+                <w:b w:val="0"/>
+                <w:sz w:val="20"/>
+              </w:rPr>
+              <w:t>Прокладка ВВГнг-LS</w:t>
+            </w:r>
+          </w:p>
+        </w:tc>
+        <w:tc>
+          <w:tcPr>
+            <w:tcW w:type="dxa" w:w="1134"/>
+          </w:tcPr>
+          <w:p>
+            <w:pPr>
+              <w:jc w:val="center"/>
+            </w:pPr>
+            <w:r>
+              <w:rPr>
+                <w:rFonts w:ascii="Times New Roman" w:hAnsi="Times New Roman"/>
+                <w:b w:val="0"/>
+                <w:sz w:val="20"/>
+              </w:rPr>
+              <w:t>м</w:t>
+            </w:r>
+          </w:p>
+        </w:tc>
+        <w:tc>
+          <w:tcPr>
+            <w:tcW w:type="dxa" w:w="1134"/>
+          </w:tcPr>
+          <w:p>
+            <w:pPr>
+              <w:jc w:val="center"/>
+            </w:pPr>
+            <w:r>
+              <w:rPr>
+                <w:rFonts w:ascii="Times New Roman" w:hAnsi="Times New Roman"/>
+                <w:b w:val="0"/>
+                <w:sz w:val="20"/>
+              </w:rPr>
+              <w:t>80</w:t>
+            </w:r>
+          </w:p>
+        </w:tc>
+        <w:tc>
+          <w:tcPr>
+            <w:tcW w:type="dxa" w:w="1984"/>
+          </w:tcPr>
+          <w:p>
+            <w:pPr>
+              <w:jc w:val="left"/>
+            </w:pPr>
+            <w:r>
+              <w:rPr>
+                <w:rFonts w:ascii="Times New Roman" w:hAnsi="Times New Roman"/>
+                <w:b w:val="0"/>
+                <w:sz w:val="20"/>
+              </w:rPr>
+              <w:t>земля</w:t>
+            </w:r>
+          </w:p>
+        </w:tc>
+      </w:tr>
+      <w:tr>
+        <w:tc>
+          <w:tcPr>
+            <w:tcW w:type="dxa" w:w="567"/>
+          </w:tcPr>
+          <w:p>
+            <w:pPr>
+              <w:jc w:val="center"/>
+            </w:pPr>
+            <w:r>
+              <w:rPr>
+                <w:rFonts w:ascii="Times New Roman" w:hAnsi="Times New Roman"/>
+                <w:b w:val="0"/>
+                <w:sz w:val="20"/>
+              </w:rPr>
+              <w:t>8</w:t>
             </w:r>
           </w:p>
         </w:tc>
@@ -783,7 +967,7 @@
                 <w:b w:val="0"/>
                 <w:sz w:val="20"/>
               </w:rPr>
-              <w:t>7</w:t>
+              <w:t>9</w:t>
             </w:r>
           </w:p>
         </w:tc>
@@ -837,7 +1021,7 @@
                 <w:b w:val="0"/>
                 <w:sz w:val="20"/>
               </w:rPr>
-              <w:t>38</w:t>
+              <w:t>40</w:t>
             </w:r>
           </w:p>
         </w:tc>
@@ -875,7 +1059,7 @@
                 <w:b w:val="0"/>
                 <w:sz w:val="20"/>
               </w:rPr>
-              <w:t>8</w:t>
+              <w:t>10</w:t>
             </w:r>
           </w:p>
         </w:tc>
@@ -929,7 +1113,7 @@
                 <w:b w:val="0"/>
                 <w:sz w:val="20"/>
               </w:rPr>
-              <w:t>38</w:t>
+              <w:t>40</w:t>
             </w:r>
           </w:p>
         </w:tc>
@@ -966,7 +1150,7 @@
                 <w:b w:val="0"/>
                 <w:sz w:val="20"/>
               </w:rPr>
-              <w:t>9</w:t>
+              <w:t>11</w:t>
             </w:r>
           </w:p>
         </w:tc>
@@ -1079,7 +1263,7 @@
                 <w:b w:val="0"/>
                 <w:sz w:val="20"/>
               </w:rPr>
-              <w:t>10</w:t>
+              <w:t>12</w:t>
             </w:r>
           </w:p>
         </w:tc>
@@ -1171,7 +1355,7 @@
                 <w:b w:val="0"/>
                 <w:sz w:val="20"/>
               </w:rPr>
-              <w:t>11</w:t>
+              <w:t>13</w:t>
             </w:r>
           </w:p>
         </w:tc>
@@ -1263,7 +1447,7 @@
                 <w:b w:val="0"/>
                 <w:sz w:val="20"/>
               </w:rPr>
-              <w:t>12</w:t>
+              <w:t>14</w:t>
             </w:r>
           </w:p>
         </w:tc>
@@ -1355,7 +1539,7 @@
                 <w:b w:val="0"/>
                 <w:sz w:val="20"/>
               </w:rPr>
-              <w:t>13</w:t>
+              <w:t>15</w:t>
             </w:r>
           </w:p>
         </w:tc>
@@ -1467,7 +1651,7 @@
                 <w:b w:val="0"/>
                 <w:sz w:val="20"/>
               </w:rPr>
-              <w:t>14</w:t>
+              <w:t>16</w:t>
             </w:r>
           </w:p>
         </w:tc>
@@ -1521,7 +1705,7 @@
                 <w:b w:val="0"/>
                 <w:sz w:val="20"/>
               </w:rPr>
-              <w:t>19</w:t>
+              <w:t>20</w:t>
             </w:r>
           </w:p>
         </w:tc>
@@ -1559,7 +1743,7 @@
                 <w:b w:val="0"/>
                 <w:sz w:val="20"/>
               </w:rPr>
-              <w:t>15</w:t>
+              <w:t>17</w:t>
             </w:r>
           </w:p>
         </w:tc>
@@ -1651,7 +1835,7 @@
                 <w:b w:val="0"/>
                 <w:sz w:val="20"/>
               </w:rPr>
-              <w:t>16</w:t>
+              <w:t>18</w:t>
             </w:r>
           </w:p>
         </w:tc>
@@ -1742,7 +1926,7 @@
                 <w:b w:val="0"/>
                 <w:sz w:val="20"/>
               </w:rPr>
-              <w:t>17</w:t>
+              <w:t>19</w:t>
             </w:r>
           </w:p>
         </w:tc>
@@ -1854,7 +2038,7 @@
                 <w:b w:val="0"/>
                 <w:sz w:val="20"/>
               </w:rPr>
-              <w:t>18</w:t>
+              <w:t>20</w:t>
             </w:r>
           </w:p>
         </w:tc>
@@ -1946,7 +2130,7 @@
                 <w:b w:val="0"/>
                 <w:sz w:val="20"/>
               </w:rPr>
-              <w:t>19</w:t>
+              <w:t>21</w:t>
             </w:r>
           </w:p>
         </w:tc>
@@ -2144,7 +2328,7 @@
                 <w:b w:val="0"/>
                 <w:sz w:val="20"/>
               </w:rPr>
-              <w:t>Иванов И.И.</w:t>
+              <w:t>Смирнов А.А.</w:t>
             </w:r>
           </w:p>
         </w:tc>

--- a/elec-system/projects/DEMO-2025-001_Офисный_центр/docs/DEMO-2025-001_work_list.docx
+++ b/elec-system/projects/DEMO-2025-001_Офисный_центр/docs/DEMO-2025-001_work_list.docx
@@ -540,7 +540,7 @@
                 <w:b w:val="0"/>
                 <w:sz w:val="20"/>
               </w:rPr>
-              <w:t>407</w:t>
+              <w:t>433</w:t>
             </w:r>
           </w:p>
         </w:tc>
@@ -724,7 +724,7 @@
                 <w:b w:val="0"/>
                 <w:sz w:val="20"/>
               </w:rPr>
-              <w:t>124</w:t>
+              <w:t>132</w:t>
             </w:r>
           </w:p>
         </w:tc>
@@ -908,7 +908,7 @@
                 <w:b w:val="0"/>
                 <w:sz w:val="20"/>
               </w:rPr>
-              <w:t>502</w:t>
+              <w:t>534</w:t>
             </w:r>
           </w:p>
         </w:tc>

--- a/elec-system/projects/DEMO-2025-001_Офисный_центр/docs/DEMO-2025-001_work_list.docx
+++ b/elec-system/projects/DEMO-2025-001_Офисный_центр/docs/DEMO-2025-001_work_list.docx
@@ -38,7 +38,7 @@
           <w:b w:val="0"/>
           <w:sz w:val="20"/>
         </w:rPr>
-        <w:t>Код: DEMO-2025-001  |  Стадия: Р  |  Ред.: 0  |  Дата: 2025-04-18</w:t>
+        <w:t>Код: DEMO-2025-001  |  Стадия: Р  |  Ред.: 1  |  Дата: 2026-05-03</w:t>
       </w:r>
     </w:p>
     <w:p/>
